--- a/curriculos/Curriculo 115-03/microcurriculos/V SEMESTRE/1155511_Problemas_Sociales_De_Frontera.docx
+++ b/curriculos/Curriculo 115-03/microcurriculos/V SEMESTRE/1155511_Problemas_Sociales_De_Frontera.docx
@@ -862,7 +862,7 @@
                 <w:szCs w:val="15"/>
                 <w:rtl w:val="0"/>
               </w:rPr>
-              <w:t xml:space="preserve">1150511</w:t>
+              <w:t xml:space="preserve">1155511</w:t>
             </w:r>
           </w:p>
         </w:tc>
@@ -954,7 +954,7 @@
                 <w:szCs w:val="15"/>
                 <w:rtl w:val="0"/>
               </w:rPr>
-              <w:t xml:space="preserve">PROBLEMAS SOCIALES EN LA FRONTERA</w:t>
+              <w:t xml:space="preserve">PROBLEMAS SOCIALES DE FRONTERA</w:t>
             </w:r>
           </w:p>
         </w:tc>
@@ -1388,7 +1388,7 @@
                 <w:szCs w:val="15"/>
                 <w:rtl w:val="0"/>
               </w:rPr>
-              <w:t xml:space="preserve">X</w:t>
+              <w:t xml:space="preserve"/>
             </w:r>
           </w:p>
         </w:tc>
@@ -1467,6 +1467,14 @@
               <w:rPr>
                 <w:rtl w:val="0"/>
               </w:rPr>
+            </w:r>
+            <w:r>
+              <w:rPr>
+                <w:rFonts w:ascii="Arial" w:cs="Arial" w:eastAsia="Arial" w:hAnsi="Arial"/>
+                <w:sz w:val="15"/>
+                <w:szCs w:val="15"/>
+              </w:rPr>
+              <w:t>X</w:t>
             </w:r>
           </w:p>
         </w:tc>
